--- a/docs/relatório 3.docx
+++ b/docs/relatório 3.docx
@@ -10,6 +10,7 @@
           <w:numId w:val="0"/>
         </w:numPr>
         <w:spacing w:lineRule="auto" w:line="240" w:beforeAutospacing="1" w:afterAutospacing="1"/>
+        <w:ind w:hanging="0" w:left="0"/>
         <w:rPr>
           <w:rFonts w:ascii="Times New Roman" w:hAnsi="Times New Roman" w:eastAsia="Times New Roman" w:cs="Times New Roman"/>
           <w:b/>
@@ -90,7 +91,23 @@
       </w:r>
       <w:r>
         <w:rPr/>
-        <w:t xml:space="preserve"> 09/03/2026 a 13/03/2026</w:t>
+        <w:t xml:space="preserve"> </w:t>
+      </w:r>
+      <w:r>
+        <w:rPr/>
+        <w:t>16</w:t>
+      </w:r>
+      <w:r>
+        <w:rPr/>
+        <w:t xml:space="preserve">/03/2026 a </w:t>
+      </w:r>
+      <w:r>
+        <w:rPr/>
+        <w:t>20</w:t>
+      </w:r>
+      <w:r>
+        <w:rPr/>
+        <w:t>/03/2026</w:t>
       </w:r>
     </w:p>
     <w:p>
@@ -122,6 +139,7 @@
     <w:p>
       <w:pPr>
         <w:pStyle w:val="Heading1"/>
+        <w:spacing w:before="280" w:after="280"/>
         <w:rPr/>
       </w:pPr>
       <w:r>
@@ -172,7 +190,7 @@
         <w:rPr>
           <w:rStyle w:val="Strong"/>
         </w:rPr>
-        <w:t>comunicação TCP</w:t>
+        <w:t>comunicação</w:t>
       </w:r>
       <w:r>
         <w:rPr/>
@@ -256,7 +274,15 @@
       </w:pPr>
       <w:r>
         <w:rPr/>
-        <w:t xml:space="preserve">Paralelamente, começaram os testes iniciais para </w:t>
+        <w:t xml:space="preserve">Paralelamente, começaram os testes </w:t>
+      </w:r>
+      <w:r>
+        <w:rPr/>
+        <w:t>finais</w:t>
+      </w:r>
+      <w:r>
+        <w:rPr/>
+        <w:t xml:space="preserve"> para </w:t>
       </w:r>
       <w:r>
         <w:rPr>
@@ -267,6 +293,16 @@
       <w:r>
         <w:rPr/>
         <w:t>, preparando a estrutura que armazenará usuários, permissões e empresas dentro do sistema.</w:t>
+      </w:r>
+    </w:p>
+    <w:p>
+      <w:pPr>
+        <w:pStyle w:val="BodyText"/>
+        <w:rPr/>
+      </w:pPr>
+      <w:r>
+        <w:rPr/>
+        <w:t>Tambem, o IronWatch Admin foi iniciado, e está em desenvolvimento juntamente com o resto do sistema</w:t>
       </w:r>
     </w:p>
     <w:p>
@@ -319,7 +355,7 @@
         <w:rPr/>
         <w:t>Desenvolvimento inicial do App Admin</w:t>
         <w:br/>
-        <w:t>☐ Desenvolvimento avançado do App Admin</w:t>
+        <w:t>☑ Desenvolvimento avançado do App Admin</w:t>
       </w:r>
     </w:p>
     <w:p>
@@ -366,6 +402,7 @@
     <w:p>
       <w:pPr>
         <w:pStyle w:val="Heading1"/>
+        <w:spacing w:before="280" w:after="280"/>
         <w:rPr/>
       </w:pPr>
       <w:r>
@@ -387,11 +424,11 @@
         </w:tblCellMar>
       </w:tblPr>
       <w:tblGrid>
-        <w:gridCol w:w="1081"/>
-        <w:gridCol w:w="1572"/>
-        <w:gridCol w:w="3238"/>
+        <w:gridCol w:w="1080"/>
+        <w:gridCol w:w="1573"/>
+        <w:gridCol w:w="3237"/>
         <w:gridCol w:w="1223"/>
-        <w:gridCol w:w="1390"/>
+        <w:gridCol w:w="1391"/>
       </w:tblGrid>
       <w:tr>
         <w:trPr>
@@ -399,7 +436,7 @@
         </w:trPr>
         <w:tc>
           <w:tcPr>
-            <w:tcW w:w="1081" w:type="dxa"/>
+            <w:tcW w:w="1080" w:type="dxa"/>
             <w:tcBorders/>
             <w:vAlign w:val="center"/>
           </w:tcPr>
@@ -419,7 +456,7 @@
         </w:tc>
         <w:tc>
           <w:tcPr>
-            <w:tcW w:w="1572" w:type="dxa"/>
+            <w:tcW w:w="1573" w:type="dxa"/>
             <w:tcBorders/>
             <w:vAlign w:val="center"/>
           </w:tcPr>
@@ -439,7 +476,7 @@
         </w:tc>
         <w:tc>
           <w:tcPr>
-            <w:tcW w:w="3238" w:type="dxa"/>
+            <w:tcW w:w="3237" w:type="dxa"/>
             <w:tcBorders/>
             <w:vAlign w:val="center"/>
           </w:tcPr>
@@ -479,7 +516,7 @@
         </w:tc>
         <w:tc>
           <w:tcPr>
-            <w:tcW w:w="1390" w:type="dxa"/>
+            <w:tcW w:w="1391" w:type="dxa"/>
             <w:tcBorders/>
             <w:vAlign w:val="center"/>
           </w:tcPr>
@@ -502,7 +539,7 @@
         <w:trPr/>
         <w:tc>
           <w:tcPr>
-            <w:tcW w:w="1081" w:type="dxa"/>
+            <w:tcW w:w="1080" w:type="dxa"/>
             <w:tcBorders/>
             <w:vAlign w:val="center"/>
           </w:tcPr>
@@ -522,7 +559,7 @@
         </w:tc>
         <w:tc>
           <w:tcPr>
-            <w:tcW w:w="1572" w:type="dxa"/>
+            <w:tcW w:w="1573" w:type="dxa"/>
             <w:tcBorders/>
             <w:vAlign w:val="center"/>
           </w:tcPr>
@@ -542,7 +579,7 @@
         </w:tc>
         <w:tc>
           <w:tcPr>
-            <w:tcW w:w="3238" w:type="dxa"/>
+            <w:tcW w:w="3237" w:type="dxa"/>
             <w:tcBorders/>
             <w:vAlign w:val="center"/>
           </w:tcPr>
@@ -582,7 +619,7 @@
         </w:tc>
         <w:tc>
           <w:tcPr>
-            <w:tcW w:w="1390" w:type="dxa"/>
+            <w:tcW w:w="1391" w:type="dxa"/>
             <w:tcBorders/>
             <w:vAlign w:val="center"/>
           </w:tcPr>
@@ -614,6 +651,7 @@
     <w:p>
       <w:pPr>
         <w:pStyle w:val="Heading1"/>
+        <w:spacing w:before="280" w:after="280"/>
         <w:rPr/>
       </w:pPr>
       <w:r>
@@ -636,8 +674,8 @@
       </w:tblPr>
       <w:tblGrid>
         <w:gridCol w:w="2767"/>
-        <w:gridCol w:w="1639"/>
-        <w:gridCol w:w="4098"/>
+        <w:gridCol w:w="1638"/>
+        <w:gridCol w:w="4099"/>
       </w:tblGrid>
       <w:tr>
         <w:trPr>
@@ -665,7 +703,7 @@
         </w:tc>
         <w:tc>
           <w:tcPr>
-            <w:tcW w:w="1639" w:type="dxa"/>
+            <w:tcW w:w="1638" w:type="dxa"/>
             <w:tcBorders/>
             <w:vAlign w:val="center"/>
           </w:tcPr>
@@ -685,7 +723,7 @@
         </w:tc>
         <w:tc>
           <w:tcPr>
-            <w:tcW w:w="4098" w:type="dxa"/>
+            <w:tcW w:w="4099" w:type="dxa"/>
             <w:tcBorders/>
             <w:vAlign w:val="center"/>
           </w:tcPr>
@@ -728,7 +766,7 @@
         </w:tc>
         <w:tc>
           <w:tcPr>
-            <w:tcW w:w="1639" w:type="dxa"/>
+            <w:tcW w:w="1638" w:type="dxa"/>
             <w:tcBorders/>
             <w:vAlign w:val="center"/>
           </w:tcPr>
@@ -752,7 +790,7 @@
         </w:tc>
         <w:tc>
           <w:tcPr>
-            <w:tcW w:w="4098" w:type="dxa"/>
+            <w:tcW w:w="4099" w:type="dxa"/>
             <w:tcBorders/>
             <w:vAlign w:val="center"/>
           </w:tcPr>
@@ -795,7 +833,7 @@
         </w:tc>
         <w:tc>
           <w:tcPr>
-            <w:tcW w:w="1639" w:type="dxa"/>
+            <w:tcW w:w="1638" w:type="dxa"/>
             <w:tcBorders/>
             <w:vAlign w:val="center"/>
           </w:tcPr>
@@ -819,7 +857,7 @@
         </w:tc>
         <w:tc>
           <w:tcPr>
-            <w:tcW w:w="4098" w:type="dxa"/>
+            <w:tcW w:w="4099" w:type="dxa"/>
             <w:tcBorders/>
             <w:vAlign w:val="center"/>
           </w:tcPr>
@@ -862,7 +900,7 @@
         </w:tc>
         <w:tc>
           <w:tcPr>
-            <w:tcW w:w="1639" w:type="dxa"/>
+            <w:tcW w:w="1638" w:type="dxa"/>
             <w:tcBorders/>
             <w:vAlign w:val="center"/>
           </w:tcPr>
@@ -886,7 +924,7 @@
         </w:tc>
         <w:tc>
           <w:tcPr>
-            <w:tcW w:w="4098" w:type="dxa"/>
+            <w:tcW w:w="4099" w:type="dxa"/>
             <w:tcBorders/>
             <w:vAlign w:val="center"/>
           </w:tcPr>
@@ -929,7 +967,7 @@
         </w:tc>
         <w:tc>
           <w:tcPr>
-            <w:tcW w:w="1639" w:type="dxa"/>
+            <w:tcW w:w="1638" w:type="dxa"/>
             <w:tcBorders/>
             <w:vAlign w:val="center"/>
           </w:tcPr>
@@ -953,21 +991,21 @@
         </w:tc>
         <w:tc>
           <w:tcPr>
-            <w:tcW w:w="4098" w:type="dxa"/>
-            <w:tcBorders/>
-            <w:vAlign w:val="center"/>
-          </w:tcPr>
-          <w:p>
-            <w:pPr>
-              <w:pStyle w:val="TableContents"/>
-              <w:widowControl w:val="false"/>
-              <w:suppressLineNumbers/>
-              <w:spacing w:before="0" w:after="200"/>
-              <w:rPr/>
-            </w:pPr>
-            <w:r>
-              <w:rPr/>
-              <w:t>Integração inicial com MySQL</w:t>
+            <w:tcW w:w="4099" w:type="dxa"/>
+            <w:tcBorders/>
+            <w:vAlign w:val="center"/>
+          </w:tcPr>
+          <w:p>
+            <w:pPr>
+              <w:pStyle w:val="TableContents"/>
+              <w:widowControl w:val="false"/>
+              <w:suppressLineNumbers/>
+              <w:spacing w:before="0" w:after="200"/>
+              <w:rPr/>
+            </w:pPr>
+            <w:r>
+              <w:rPr/>
+              <w:t>Banco criado, mas não completamente utilizado</w:t>
             </w:r>
           </w:p>
         </w:tc>
@@ -996,7 +1034,7 @@
         </w:tc>
         <w:tc>
           <w:tcPr>
-            <w:tcW w:w="1639" w:type="dxa"/>
+            <w:tcW w:w="1638" w:type="dxa"/>
             <w:tcBorders/>
             <w:vAlign w:val="center"/>
           </w:tcPr>
@@ -1020,7 +1058,7 @@
         </w:tc>
         <w:tc>
           <w:tcPr>
-            <w:tcW w:w="4098" w:type="dxa"/>
+            <w:tcW w:w="4099" w:type="dxa"/>
             <w:tcBorders/>
             <w:vAlign w:val="center"/>
           </w:tcPr>
@@ -1063,7 +1101,7 @@
         </w:tc>
         <w:tc>
           <w:tcPr>
-            <w:tcW w:w="1639" w:type="dxa"/>
+            <w:tcW w:w="1638" w:type="dxa"/>
             <w:tcBorders/>
             <w:vAlign w:val="center"/>
           </w:tcPr>
@@ -1087,7 +1125,7 @@
         </w:tc>
         <w:tc>
           <w:tcPr>
-            <w:tcW w:w="4098" w:type="dxa"/>
+            <w:tcW w:w="4099" w:type="dxa"/>
             <w:tcBorders/>
             <w:vAlign w:val="center"/>
           </w:tcPr>
@@ -1135,6 +1173,7 @@
     <w:p>
       <w:pPr>
         <w:pStyle w:val="Heading1"/>
+        <w:spacing w:before="280" w:after="280"/>
         <w:rPr/>
       </w:pPr>
       <w:r>
@@ -1161,6 +1200,7 @@
     <w:p>
       <w:pPr>
         <w:pStyle w:val="Heading3"/>
+        <w:spacing w:before="280" w:after="280"/>
         <w:rPr/>
       </w:pPr>
       <w:r>
@@ -1191,6 +1231,7 @@
     <w:p>
       <w:pPr>
         <w:pStyle w:val="Heading3"/>
+        <w:spacing w:before="280" w:after="280"/>
         <w:rPr/>
       </w:pPr>
       <w:r>
@@ -1230,6 +1271,7 @@
     <w:p>
       <w:pPr>
         <w:pStyle w:val="Heading1"/>
+        <w:spacing w:before="280" w:after="280"/>
         <w:rPr/>
       </w:pPr>
       <w:r>
@@ -1289,6 +1331,7 @@
     <w:p>
       <w:pPr>
         <w:pStyle w:val="Heading1"/>
+        <w:spacing w:before="280" w:after="280"/>
         <w:rPr/>
       </w:pPr>
       <w:r>
@@ -1328,6 +1371,7 @@
     <w:p>
       <w:pPr>
         <w:pStyle w:val="Heading1"/>
+        <w:spacing w:before="280" w:after="280"/>
         <w:rPr/>
       </w:pPr>
       <w:r>
@@ -1352,8 +1396,8 @@
         <w:gridCol w:w="1042"/>
         <w:gridCol w:w="1476"/>
         <w:gridCol w:w="1476"/>
-        <w:gridCol w:w="1657"/>
-        <w:gridCol w:w="1521"/>
+        <w:gridCol w:w="1656"/>
+        <w:gridCol w:w="1522"/>
       </w:tblGrid>
       <w:tr>
         <w:trPr>
@@ -1421,7 +1465,7 @@
         </w:tc>
         <w:tc>
           <w:tcPr>
-            <w:tcW w:w="1657" w:type="dxa"/>
+            <w:tcW w:w="1656" w:type="dxa"/>
             <w:tcBorders/>
             <w:vAlign w:val="center"/>
           </w:tcPr>
@@ -1441,7 +1485,7 @@
         </w:tc>
         <w:tc>
           <w:tcPr>
-            <w:tcW w:w="1521" w:type="dxa"/>
+            <w:tcW w:w="1522" w:type="dxa"/>
             <w:tcBorders/>
             <w:vAlign w:val="center"/>
           </w:tcPr>
@@ -1524,7 +1568,7 @@
         </w:tc>
         <w:tc>
           <w:tcPr>
-            <w:tcW w:w="1657" w:type="dxa"/>
+            <w:tcW w:w="1656" w:type="dxa"/>
             <w:tcBorders/>
             <w:vAlign w:val="center"/>
           </w:tcPr>
@@ -1544,7 +1588,7 @@
         </w:tc>
         <w:tc>
           <w:tcPr>
-            <w:tcW w:w="1521" w:type="dxa"/>
+            <w:tcW w:w="1522" w:type="dxa"/>
             <w:tcBorders/>
             <w:vAlign w:val="center"/>
           </w:tcPr>
@@ -1590,6 +1634,7 @@
     <w:p>
       <w:pPr>
         <w:pStyle w:val="Heading1"/>
+        <w:spacing w:before="280" w:after="280"/>
         <w:rPr/>
       </w:pPr>
       <w:r>
@@ -1631,7 +1676,10 @@
         </w:rPr>
       </w:pPr>
       <w:r>
-        <w:rPr/>
+        <w:rPr>
+          <w:b w:val="false"/>
+          <w:bCs w:val="false"/>
+        </w:rPr>
         <w:drawing>
           <wp:anchor behindDoc="0" distT="0" distB="0" distL="0" distR="0" simplePos="0" locked="0" layoutInCell="0" allowOverlap="1" relativeHeight="2">
             <wp:simplePos x="0" y="0"/>
@@ -1902,7 +1950,15 @@
       </w:r>
       <w:r>
         <w:rPr/>
-        <w:t xml:space="preserve"> 13/03/2026</w:t>
+        <w:t xml:space="preserve"> </w:t>
+      </w:r>
+      <w:r>
+        <w:rPr/>
+        <w:t>20</w:t>
+      </w:r>
+      <w:r>
+        <w:rPr/>
+        <w:t>/03/2026</w:t>
       </w:r>
     </w:p>
     <w:p>
@@ -1913,6 +1969,7 @@
           <w:numId w:val="0"/>
         </w:numPr>
         <w:spacing w:lineRule="auto" w:line="240" w:beforeAutospacing="1" w:afterAutospacing="1"/>
+        <w:ind w:hanging="0" w:left="0"/>
         <w:outlineLvl w:val="0"/>
         <w:rPr>
           <w:rFonts w:ascii="Times New Roman" w:hAnsi="Times New Roman" w:eastAsia="Times New Roman" w:cs="Times New Roman"/>
@@ -1925,7 +1982,15 @@
         </w:rPr>
       </w:pPr>
       <w:r>
-        <w:rPr/>
+        <w:rPr>
+          <w:rFonts w:eastAsia="Times New Roman" w:cs="Times New Roman" w:ascii="Times New Roman" w:hAnsi="Times New Roman"/>
+          <w:b/>
+          <w:bCs/>
+          <w:kern w:val="2"/>
+          <w:sz w:val="48"/>
+          <w:szCs w:val="48"/>
+          <w:lang w:eastAsia="pt-BR"/>
+        </w:rPr>
       </w:r>
     </w:p>
     <w:sectPr>
@@ -2102,6 +2167,7 @@
     <w:qFormat/>
     <w:pPr>
       <w:widowControl/>
+      <w:suppressAutoHyphens w:val="true"/>
       <w:bidi w:val="0"/>
       <w:spacing w:lineRule="auto" w:line="276" w:before="0" w:after="200"/>
       <w:jc w:val="left"/>
